--- a/documentation/scrum/Sprint_3_Retrospective.docx
+++ b/documentation/scrum/Sprint_3_Retrospective.docx
@@ -65,12 +65,6 @@
         <w:gridCol w:w="7160"/>
       </w:tblGrid>
       <w:tr>
-        <w:tblPrEx>
-          <w:tblCellMar>
-            <w:top w:w="0" w:type="dxa"/>
-            <w:bottom w:w="0" w:type="dxa"/>
-          </w:tblCellMar>
-        </w:tblPrEx>
         <w:trPr>
           <w:tblHeader/>
         </w:trPr>
@@ -138,12 +132,6 @@
         </w:tc>
       </w:tr>
       <w:tr>
-        <w:tblPrEx>
-          <w:tblCellMar>
-            <w:top w:w="0" w:type="dxa"/>
-            <w:bottom w:w="0" w:type="dxa"/>
-          </w:tblCellMar>
-        </w:tblPrEx>
         <w:trPr>
           <w:cantSplit/>
         </w:trPr>
@@ -205,12 +193,6 @@
         </w:tc>
       </w:tr>
       <w:tr>
-        <w:tblPrEx>
-          <w:tblCellMar>
-            <w:top w:w="0" w:type="dxa"/>
-            <w:bottom w:w="0" w:type="dxa"/>
-          </w:tblCellMar>
-        </w:tblPrEx>
         <w:trPr>
           <w:cantSplit/>
         </w:trPr>
@@ -274,12 +256,6 @@
         </w:tc>
       </w:tr>
       <w:tr>
-        <w:tblPrEx>
-          <w:tblCellMar>
-            <w:top w:w="0" w:type="dxa"/>
-            <w:bottom w:w="0" w:type="dxa"/>
-          </w:tblCellMar>
-        </w:tblPrEx>
         <w:trPr>
           <w:cantSplit/>
         </w:trPr>
@@ -335,34 +311,12 @@
                 <w:sz w:val="20"/>
                 <w:szCs w:val="20"/>
               </w:rPr>
-              <w:t xml:space="preserve">Convert each validated Excel prototype into a working D3.js chart with its tooltip and interaction, on a shared D3.js v7 environment and the confirmed common UI </w:t>
-            </w:r>
-            <w:proofErr w:type="gramStart"/>
-            <w:r>
-              <w:rPr>
-                <w:sz w:val="20"/>
-                <w:szCs w:val="20"/>
-              </w:rPr>
-              <w:t>design, and</w:t>
-            </w:r>
-            <w:proofErr w:type="gramEnd"/>
-            <w:r>
-              <w:rPr>
-                <w:sz w:val="20"/>
-                <w:szCs w:val="20"/>
-              </w:rPr>
-              <w:t xml:space="preserve"> assemble a first-pass dashboard ahead of Sprint 4 integration and testing.</w:t>
+              <w:t>Convert each validated Excel prototype into a working D3.js chart with its tooltip and interaction, on a shared D3.js v7 environment and the confirmed common UI design, and assemble a first-pass dashboard ahead of Sprint 4 integration and testing.</w:t>
             </w:r>
           </w:p>
         </w:tc>
       </w:tr>
       <w:tr>
-        <w:tblPrEx>
-          <w:tblCellMar>
-            <w:top w:w="0" w:type="dxa"/>
-            <w:bottom w:w="0" w:type="dxa"/>
-          </w:tblCellMar>
-        </w:tblPrEx>
         <w:trPr>
           <w:cantSplit/>
         </w:trPr>
@@ -439,7 +393,10 @@
         <w:spacing w:after="150"/>
       </w:pPr>
       <w:r>
-        <w:t>The goal of Sprint 3 was to move from validated Excel prototypes to working D3.js visualizations. Building on the cleaned dataset, the three chart prototypes and the common UI design signed off in Sprint 2, the team set up a shared, version-pinned D3.js v7 environment, built each chart individually, added its tooltip and interaction, and assembled a first-pass dashboard. Each chart reproduced the encoding already validated in its Excel prototype, so the sprint closed with three working D3.js charts and an individual review of each, ready for integration, shared filters and testing in Sprint 4.</w:t>
+        <w:t>The goal of Sprint 3 was to move from validated Excel prototypes to working D3.js visualizations. Building on the cleaned dataset, the three chart prototypes and the common UI design signed off in Sprint 2, the team set up a shared, version-pinned D3.js v7 environment, built each chart individually, added its tooltip and interaction, and assembled a first-pass dashboard. Each chart reproduced the encoding already validated in its Excel prototype, so the sprint closed with three working D3.js charts and an i</w:t>
+      </w:r>
+      <w:r>
+        <w:t>ndividual review of each, ready for integration, shared filters and testing in Sprint 4.</w:t>
       </w:r>
     </w:p>
     <w:p>
@@ -473,12 +430,6 @@
         <w:gridCol w:w="5960"/>
       </w:tblGrid>
       <w:tr>
-        <w:tblPrEx>
-          <w:tblCellMar>
-            <w:top w:w="0" w:type="dxa"/>
-            <w:bottom w:w="0" w:type="dxa"/>
-          </w:tblCellMar>
-        </w:tblPrEx>
         <w:trPr>
           <w:tblHeader/>
         </w:trPr>
@@ -577,12 +528,6 @@
         </w:tc>
       </w:tr>
       <w:tr>
-        <w:tblPrEx>
-          <w:tblCellMar>
-            <w:top w:w="0" w:type="dxa"/>
-            <w:bottom w:w="0" w:type="dxa"/>
-          </w:tblCellMar>
-        </w:tblPrEx>
         <w:trPr>
           <w:cantSplit/>
         </w:trPr>
@@ -669,12 +614,6 @@
         </w:tc>
       </w:tr>
       <w:tr>
-        <w:tblPrEx>
-          <w:tblCellMar>
-            <w:top w:w="0" w:type="dxa"/>
-            <w:bottom w:w="0" w:type="dxa"/>
-          </w:tblCellMar>
-        </w:tblPrEx>
         <w:trPr>
           <w:cantSplit/>
         </w:trPr>
@@ -764,12 +703,6 @@
         </w:tc>
       </w:tr>
       <w:tr>
-        <w:tblPrEx>
-          <w:tblCellMar>
-            <w:top w:w="0" w:type="dxa"/>
-            <w:bottom w:w="0" w:type="dxa"/>
-          </w:tblCellMar>
-        </w:tblPrEx>
         <w:trPr>
           <w:cantSplit/>
         </w:trPr>
@@ -856,12 +789,6 @@
         </w:tc>
       </w:tr>
       <w:tr>
-        <w:tblPrEx>
-          <w:tblCellMar>
-            <w:top w:w="0" w:type="dxa"/>
-            <w:bottom w:w="0" w:type="dxa"/>
-          </w:tblCellMar>
-        </w:tblPrEx>
         <w:trPr>
           <w:cantSplit/>
         </w:trPr>
@@ -945,34 +872,12 @@
                 <w:sz w:val="20"/>
                 <w:szCs w:val="20"/>
               </w:rPr>
-              <w:t xml:space="preserve">Develop the D3.js Scatter Plot, then add its tooltip (daily </w:t>
-            </w:r>
-            <w:proofErr w:type="gramStart"/>
-            <w:r>
-              <w:rPr>
-                <w:sz w:val="20"/>
-                <w:szCs w:val="20"/>
-              </w:rPr>
-              <w:t>units</w:t>
-            </w:r>
-            <w:proofErr w:type="gramEnd"/>
-            <w:r>
-              <w:rPr>
-                <w:sz w:val="20"/>
-                <w:szCs w:val="20"/>
-              </w:rPr>
-              <w:t>/revenue detail) and interaction (drag-to-zoom box-select).</w:t>
+              <w:t>Develop the D3.js Scatter Plot, then add its tooltip (daily units/revenue detail) and interaction (drag-to-zoom box-select).</w:t>
             </w:r>
           </w:p>
         </w:tc>
       </w:tr>
       <w:tr>
-        <w:tblPrEx>
-          <w:tblCellMar>
-            <w:top w:w="0" w:type="dxa"/>
-            <w:bottom w:w="0" w:type="dxa"/>
-          </w:tblCellMar>
-        </w:tblPrEx>
         <w:trPr>
           <w:cantSplit/>
         </w:trPr>
@@ -1096,15 +1001,7 @@
         <w:spacing w:after="90"/>
       </w:pPr>
       <w:r>
-        <w:t xml:space="preserve">The shared foundation was finished on Day 1, before any chart development began: D3.js v7 was set up and its version confirmed, the cleaned dataset (149,116 rows × 23 columns) was loaded, and the common CSS was created. This </w:t>
-      </w:r>
-      <w:proofErr w:type="gramStart"/>
-      <w:r>
-        <w:t>let</w:t>
-      </w:r>
-      <w:proofErr w:type="gramEnd"/>
-      <w:r>
-        <w:t xml:space="preserve"> all three chart builds start together.</w:t>
+        <w:t>The shared foundation was finished on Day 1, before any chart development began: D3.js v7 was set up and its version confirmed, the cleaned dataset (149,116 rows × 23 columns) was loaded, and the common CSS was created. This let all three chart builds start together.</w:t>
       </w:r>
     </w:p>
     <w:p>
@@ -1130,15 +1027,7 @@
         <w:spacing w:after="90"/>
       </w:pPr>
       <w:r>
-        <w:t xml:space="preserve">Chart 3 was no longer the critical path. All three chart builds were planned into the same Day 2–3 window and Chart 3 was closed by Day 3, compared with Sprint 2 when it </w:t>
-      </w:r>
-      <w:proofErr w:type="gramStart"/>
-      <w:r>
-        <w:t>lagged behind</w:t>
-      </w:r>
-      <w:proofErr w:type="gramEnd"/>
-      <w:r>
-        <w:t xml:space="preserve"> Charts 1 and 2.</w:t>
+        <w:t>Chart 3 was no longer the critical path. All three chart builds were planned into the same Day 2–3 window and Chart 3 was closed by Day 3, compared with Sprint 2 when it lagged behind Charts 1 and 2.</w:t>
       </w:r>
     </w:p>
     <w:p>
@@ -1198,23 +1087,10 @@
         <w:spacing w:after="90"/>
       </w:pPr>
       <w:r>
-        <w:t xml:space="preserve">The first-pass dashboard was not assembled until Day </w:t>
+        <w:t xml:space="preserve">The first-pass dashboard was not assembled until Day 5 and the individual chart reviews were left to the end of the week. Any cross-chart inconsistencies therefore surfaced late, leaving little buffer before Meeting 04, </w:t>
       </w:r>
-      <w:proofErr w:type="gramStart"/>
       <w:r>
-        <w:t>5</w:t>
-      </w:r>
-      <w:proofErr w:type="gramEnd"/>
-      <w:r>
-        <w:t xml:space="preserve"> and the individual chart reviews were left to the end of the week. Any cross-chart inconsistencies therefore surfaced late, leaving little buffer before Meeting 04, </w:t>
-      </w:r>
-      <w:proofErr w:type="gramStart"/>
-      <w:r>
-        <w:t>similar to</w:t>
-      </w:r>
-      <w:proofErr w:type="gramEnd"/>
-      <w:r>
-        <w:t xml:space="preserve"> the late joint review in Sprint 2.</w:t>
+        <w:t>similar to the late joint review in Sprint 2.</w:t>
       </w:r>
     </w:p>
     <w:p>
@@ -1261,13 +1137,8 @@
         <w:spacing w:after="90"/>
       </w:pPr>
       <w:r>
-        <w:t xml:space="preserve">Agreeing the shared set-up and common UI conventions before individual development worked well and should continue in Sprint 4, where the shared filters, </w:t>
+        <w:t>Agreeing the shared set-up and common UI conventions before individual development worked well and should continue in Sprint 4, where the shared filters, Reset</w:t>
       </w:r>
-      <w:proofErr w:type="gramStart"/>
-      <w:r>
-        <w:t>Reset</w:t>
-      </w:r>
-      <w:proofErr w:type="gramEnd"/>
       <w:r>
         <w:t xml:space="preserve"> button and dashboard layout again need one consistent approach.</w:t>
       </w:r>
@@ -1364,12 +1235,6 @@
         <w:gridCol w:w="4000"/>
       </w:tblGrid>
       <w:tr>
-        <w:tblPrEx>
-          <w:tblCellMar>
-            <w:top w:w="0" w:type="dxa"/>
-            <w:bottom w:w="0" w:type="dxa"/>
-          </w:tblCellMar>
-        </w:tblPrEx>
         <w:trPr>
           <w:tblHeader/>
         </w:trPr>
@@ -1471,12 +1336,6 @@
         </w:tc>
       </w:tr>
       <w:tr>
-        <w:tblPrEx>
-          <w:tblCellMar>
-            <w:top w:w="0" w:type="dxa"/>
-            <w:bottom w:w="0" w:type="dxa"/>
-          </w:tblCellMar>
-        </w:tblPrEx>
         <w:trPr>
           <w:cantSplit/>
         </w:trPr>
@@ -1533,23 +1392,7 @@
                 <w:sz w:val="20"/>
                 <w:szCs w:val="20"/>
               </w:rPr>
-              <w:t xml:space="preserve">Refine all three chart prototypes based on </w:t>
-            </w:r>
-            <w:proofErr w:type="gramStart"/>
-            <w:r>
-              <w:rPr>
-                <w:sz w:val="20"/>
-                <w:szCs w:val="20"/>
-              </w:rPr>
-              <w:t>the joint</w:t>
-            </w:r>
-            <w:proofErr w:type="gramEnd"/>
-            <w:r>
-              <w:rPr>
-                <w:sz w:val="20"/>
-                <w:szCs w:val="20"/>
-              </w:rPr>
-              <w:t xml:space="preserve"> review feedback and agreed common UI design.</w:t>
+              <w:t>Refine all three chart prototypes based on the joint review feedback and agreed common UI design.</w:t>
             </w:r>
           </w:p>
         </w:tc>
@@ -1582,12 +1425,6 @@
         </w:tc>
       </w:tr>
       <w:tr>
-        <w:tblPrEx>
-          <w:tblCellMar>
-            <w:top w:w="0" w:type="dxa"/>
-            <w:bottom w:w="0" w:type="dxa"/>
-          </w:tblCellMar>
-        </w:tblPrEx>
         <w:trPr>
           <w:cantSplit/>
         </w:trPr>
@@ -1680,12 +1517,6 @@
         </w:tc>
       </w:tr>
       <w:tr>
-        <w:tblPrEx>
-          <w:tblCellMar>
-            <w:top w:w="0" w:type="dxa"/>
-            <w:bottom w:w="0" w:type="dxa"/>
-          </w:tblCellMar>
-        </w:tblPrEx>
         <w:trPr>
           <w:cantSplit/>
         </w:trPr>
@@ -1775,12 +1606,6 @@
         </w:tc>
       </w:tr>
       <w:tr>
-        <w:tblPrEx>
-          <w:tblCellMar>
-            <w:top w:w="0" w:type="dxa"/>
-            <w:bottom w:w="0" w:type="dxa"/>
-          </w:tblCellMar>
-        </w:tblPrEx>
         <w:trPr>
           <w:cantSplit/>
         </w:trPr>
@@ -1873,12 +1698,6 @@
         </w:tc>
       </w:tr>
       <w:tr>
-        <w:tblPrEx>
-          <w:tblCellMar>
-            <w:top w:w="0" w:type="dxa"/>
-            <w:bottom w:w="0" w:type="dxa"/>
-          </w:tblCellMar>
-        </w:tblPrEx>
         <w:trPr>
           <w:cantSplit/>
         </w:trPr>
@@ -1962,34 +1781,12 @@
                 <w:sz w:val="20"/>
                 <w:szCs w:val="20"/>
               </w:rPr>
-              <w:t xml:space="preserve">Continued. Daily Trello and GitHub updates were agreed at Meeting </w:t>
-            </w:r>
-            <w:proofErr w:type="gramStart"/>
-            <w:r>
-              <w:rPr>
-                <w:sz w:val="20"/>
-                <w:szCs w:val="20"/>
-              </w:rPr>
-              <w:t>03</w:t>
-            </w:r>
-            <w:proofErr w:type="gramEnd"/>
-            <w:r>
-              <w:rPr>
-                <w:sz w:val="20"/>
-                <w:szCs w:val="20"/>
-              </w:rPr>
-              <w:t xml:space="preserve"> and the Sprint 3 burndown was maintained.</w:t>
+              <w:t>Continued. Daily Trello and GitHub updates were agreed at Meeting 03 and the Sprint 3 burndown was maintained.</w:t>
             </w:r>
           </w:p>
         </w:tc>
       </w:tr>
       <w:tr>
-        <w:tblPrEx>
-          <w:tblCellMar>
-            <w:top w:w="0" w:type="dxa"/>
-            <w:bottom w:w="0" w:type="dxa"/>
-          </w:tblCellMar>
-        </w:tblPrEx>
         <w:trPr>
           <w:cantSplit/>
         </w:trPr>
@@ -2113,12 +1910,6 @@
         <w:gridCol w:w="2000"/>
       </w:tblGrid>
       <w:tr>
-        <w:tblPrEx>
-          <w:tblCellMar>
-            <w:top w:w="0" w:type="dxa"/>
-            <w:bottom w:w="0" w:type="dxa"/>
-          </w:tblCellMar>
-        </w:tblPrEx>
         <w:trPr>
           <w:tblHeader/>
         </w:trPr>
@@ -2220,12 +2011,6 @@
         </w:tc>
       </w:tr>
       <w:tr>
-        <w:tblPrEx>
-          <w:tblCellMar>
-            <w:top w:w="0" w:type="dxa"/>
-            <w:bottom w:w="0" w:type="dxa"/>
-          </w:tblCellMar>
-        </w:tblPrEx>
         <w:trPr>
           <w:cantSplit/>
         </w:trPr>
@@ -2315,12 +2100,6 @@
         </w:tc>
       </w:tr>
       <w:tr>
-        <w:tblPrEx>
-          <w:tblCellMar>
-            <w:top w:w="0" w:type="dxa"/>
-            <w:bottom w:w="0" w:type="dxa"/>
-          </w:tblCellMar>
-        </w:tblPrEx>
         <w:trPr>
           <w:cantSplit/>
         </w:trPr>
@@ -2381,15 +2160,13 @@
               </w:rPr>
               <w:t xml:space="preserve">Add the shared Store / Category / Month filters and Reset button, connect the charts and </w:t>
             </w:r>
-            <w:proofErr w:type="spellStart"/>
-            <w:r>
-              <w:rPr>
-                <w:sz w:val="20"/>
-                <w:szCs w:val="20"/>
-              </w:rPr>
-              <w:t>synchronise</w:t>
-            </w:r>
-            <w:proofErr w:type="spellEnd"/>
+            <w:r>
+              <w:rPr>
+                <w:sz w:val="20"/>
+                <w:szCs w:val="20"/>
+              </w:rPr>
+              <w:t>synchronize</w:t>
+            </w:r>
             <w:r>
               <w:rPr>
                 <w:sz w:val="20"/>
@@ -2429,12 +2206,6 @@
         </w:tc>
       </w:tr>
       <w:tr>
-        <w:tblPrEx>
-          <w:tblCellMar>
-            <w:top w:w="0" w:type="dxa"/>
-            <w:bottom w:w="0" w:type="dxa"/>
-          </w:tblCellMar>
-        </w:tblPrEx>
         <w:trPr>
           <w:cantSplit/>
         </w:trPr>
@@ -2524,12 +2295,6 @@
         </w:tc>
       </w:tr>
       <w:tr>
-        <w:tblPrEx>
-          <w:tblCellMar>
-            <w:top w:w="0" w:type="dxa"/>
-            <w:bottom w:w="0" w:type="dxa"/>
-          </w:tblCellMar>
-        </w:tblPrEx>
         <w:trPr>
           <w:cantSplit/>
         </w:trPr>
@@ -2623,12 +2388,6 @@
         </w:tc>
       </w:tr>
       <w:tr>
-        <w:tblPrEx>
-          <w:tblCellMar>
-            <w:top w:w="0" w:type="dxa"/>
-            <w:bottom w:w="0" w:type="dxa"/>
-          </w:tblCellMar>
-        </w:tblPrEx>
         <w:trPr>
           <w:cantSplit/>
         </w:trPr>
@@ -2718,12 +2477,6 @@
         </w:tc>
       </w:tr>
       <w:tr>
-        <w:tblPrEx>
-          <w:tblCellMar>
-            <w:top w:w="0" w:type="dxa"/>
-            <w:bottom w:w="0" w:type="dxa"/>
-          </w:tblCellMar>
-        </w:tblPrEx>
         <w:trPr>
           <w:cantSplit/>
         </w:trPr>
@@ -2816,12 +2569,6 @@
         </w:tc>
       </w:tr>
       <w:tr>
-        <w:tblPrEx>
-          <w:tblCellMar>
-            <w:top w:w="0" w:type="dxa"/>
-            <w:bottom w:w="0" w:type="dxa"/>
-          </w:tblCellMar>
-        </w:tblPrEx>
         <w:trPr>
           <w:cantSplit/>
         </w:trPr>
@@ -2911,12 +2658,6 @@
         </w:tc>
       </w:tr>
       <w:tr>
-        <w:tblPrEx>
-          <w:tblCellMar>
-            <w:top w:w="0" w:type="dxa"/>
-            <w:bottom w:w="0" w:type="dxa"/>
-          </w:tblCellMar>
-        </w:tblPrEx>
         <w:trPr>
           <w:cantSplit/>
         </w:trPr>
@@ -3022,13 +2763,8 @@
         <w:spacing w:after="150"/>
       </w:pPr>
       <w:r>
-        <w:t xml:space="preserve">Sprint 3 delivered the three D3.js charts, each with a tooltip and interaction that follow the validated prototype encodings and the common UI design, together with a first-pass dashboard and an individual review of every chart. The sprint goal was </w:t>
+        <w:t>Sprint 3 delivered the three D3.js charts, each with a tooltip and interaction that follow the validated prototype encodings and the common UI design, together with a first-pass dashboard and an individual review of every chart. The sprint goal was met</w:t>
       </w:r>
-      <w:proofErr w:type="gramStart"/>
-      <w:r>
-        <w:t>met</w:t>
-      </w:r>
-      <w:proofErr w:type="gramEnd"/>
       <w:r>
         <w:t xml:space="preserve"> and all 15 items were completed. Applying the Sprint 2 lessons on parallel chart development and early shared conventions removed the Chart 3 bottleneck. The main areas to improve are spreading interaction work and integration checks across the sprint and reducing reliance on one member for shared set-up. Sprint 4 will focus on integrating the charts into one dashboard, adding common filters and a Reset button, connecting and </w:t>
       </w:r>
@@ -3072,12 +2808,6 @@
         <w:gridCol w:w="1900"/>
       </w:tblGrid>
       <w:tr>
-        <w:tblPrEx>
-          <w:tblCellMar>
-            <w:top w:w="0" w:type="dxa"/>
-            <w:bottom w:w="0" w:type="dxa"/>
-          </w:tblCellMar>
-        </w:tblPrEx>
         <w:trPr>
           <w:tblHeader/>
         </w:trPr>
@@ -3238,12 +2968,6 @@
         </w:tc>
       </w:tr>
       <w:tr>
-        <w:tblPrEx>
-          <w:tblCellMar>
-            <w:top w:w="0" w:type="dxa"/>
-            <w:bottom w:w="0" w:type="dxa"/>
-          </w:tblCellMar>
-        </w:tblPrEx>
         <w:trPr>
           <w:cantSplit/>
         </w:trPr>
@@ -3384,12 +3108,6 @@
         </w:tc>
       </w:tr>
       <w:tr>
-        <w:tblPrEx>
-          <w:tblCellMar>
-            <w:top w:w="0" w:type="dxa"/>
-            <w:bottom w:w="0" w:type="dxa"/>
-          </w:tblCellMar>
-        </w:tblPrEx>
         <w:trPr>
           <w:cantSplit/>
         </w:trPr>
@@ -3576,12 +3294,6 @@
         </w:tc>
       </w:tr>
       <w:tr>
-        <w:tblPrEx>
-          <w:tblCellMar>
-            <w:top w:w="0" w:type="dxa"/>
-            <w:bottom w:w="0" w:type="dxa"/>
-          </w:tblCellMar>
-        </w:tblPrEx>
         <w:trPr>
           <w:cantSplit/>
         </w:trPr>
